--- a/post/服务手册/寄售手册/新加坡KADA寄售服务协议.docx
+++ b/post/服务手册/寄售手册/新加坡KADA寄售服务协议.docx
@@ -1625,7 +1625,7 @@
           <w:sz w:val="22"/>
           <w:szCs w:val="22"/>
         </w:rPr>
-        <w:t>，包括 KADA 未能开业、未能提供陈列区，或上架日比预计日期推迟超过 30 日且甲方不同意顺延的，甲方可书面解除本协议。乙方应在解除后 15 日内全额退还甲方已付的租金和押金。</w:t>
+        <w:t>，包括 KADA 未能开业、未能提供陈列区，或上架日比预计日期推迟超过 15 日且甲方不同意顺延的，甲方可书面解除本协议。乙方应在解除后 15 日内全额退还甲方已付的租金和押金。</w:t>
       </w:r>
     </w:p>
     <w:p>
